--- a/Sensor_Aware_Transfer_Learning/V3.0/submission/IEEE_Revision_3.0_Highlighted.docx
+++ b/Sensor_Aware_Transfer_Learning/V3.0/submission/IEEE_Revision_3.0_Highlighted.docx
@@ -110,7 +110,7 @@
                 <w:color w:val="007367"/>
                 <w:highlight w:val="yellow"/>
               </w:rPr>
-              <w:t>Abstract— Self-supervised transfer reduces mean absolute concentration error relative to training from scratch by 13.9% for NH3, 21.5% for H2, 27.5% for CO, and 25.7% for ethylene in our primary multigas electronic-nose evaluation. We pretrain a shared temporal encoder using masked sensor-response reconstruction, then fine-tune it with a limited set of labeled concentration pairs. The evaluation uses ten seeds, six held-out identifier partitions for NH3/H2, and three rolling chronological folds for CO/ethylene; the NH3/H2 results use a predefined early-response window. In secondary fixed-split experiments, fine-tuning with 10 labeled pairs gives approximately the NH3 and ethylene errors of scratch training with 20 pairs, a lower mean CO error, and a higher H2 error. These pair counts include validation labels. Sensor-identity and cross-sensor-attention ablations show target-dependent effects, with NH3 the weakest transfer case. In a known-gas-identity drift benchmark, transfer improves concentration regression in partitions 8 and 9 but not clearly in partition 10. The proposed model is not the best full-budget baseline on any of the four raw-response targets. The findings support target-dependent label efficiency for same-system calibration; the NH3/H2 identifier partitions do not establish between-day generalization.</w:t>
+              <w:t>Abstract— Self-supervised transfer learning can reduce the number of labeled examples needed to calibrate a multigas electronic nose, although its benefits vary across gases and experimental conditions. We investigate this approach by first training a shared temporal encoder to reconstruct masked sensor responses without concentration labels, then fine-tuning it on a small set of labeled concentration pairs. Across ten random seeds, transfer learning reduces mean absolute error relative to training from scratch by 13.9% for NH3, 21.5% for H2, 27.5% for CO, and 25.7% for ethylene. These results come from six held-out identifier partitions for NH3/H2 using a predefined early-response window and three rolling chronological folds for CO/ethylene. To express label efficiency more directly, we also compare models trained with different calibration budgets. Using 10 labeled pairs, including validation labels, fine-tuning achieves approximately the NH3 and ethylene errors of scratch training with 20 pairs and a lower mean CO error, but does not match its H2 performance. Sensor identity and cross-sensor attention contribute unevenly, with NH3 showing the weakest evidence of benefit. Transfer also improves concentration regression in two of three future drift partitions when gas identity is known. Overall, the findings support selective use of self-supervised transfer for label-efficient calibration within the same sensor system. However, the proposed model does not outperform the strongest full-budget baseline on any target, and the NH3/H2 evaluation does not establish generalization across acquisition days.</w:t>
             </w:r>
           </w:p>
           <w:p>

--- a/Sensor_Aware_Transfer_Learning/V3.0/submission/IEEE_Revision_3.0_Highlighted.docx
+++ b/Sensor_Aware_Transfer_Learning/V3.0/submission/IEEE_Revision_3.0_Highlighted.docx
@@ -103,6 +103,69 @@
                 <w:rFonts w:ascii="Times" w:hAnsi="Times"/>
               </w:rPr>
             </w:pPr>
+            <w:r>
+              <w:rPr>
+                <w:noProof/>
+              </w:rPr>
+              <w:drawing>
+                <wp:anchor distT="0" distB="50800" distL="114300" distR="114300" simplePos="0" relativeHeight="251649024" behindDoc="0" locked="0" layoutInCell="1" allowOverlap="1" wp14:anchorId="7B699DB6" wp14:editId="37F0DF1B">
+                  <wp:simplePos x="0" y="0"/>
+                  <wp:positionH relativeFrom="column">
+                    <wp:posOffset>3594100</wp:posOffset>
+                  </wp:positionH>
+                  <wp:positionV relativeFrom="paragraph">
+                    <wp:posOffset>179070</wp:posOffset>
+                  </wp:positionV>
+                  <wp:extent cx="2793365" cy="1049655"/>
+                  <wp:effectExtent l="0" t="0" r="6985" b="0"/>
+                  <wp:wrapSquare wrapText="bothSides"/>
+                  <wp:docPr id="10" name="Picture 22"/>
+                  <wp:cNvGraphicFramePr>
+                    <a:graphicFrameLocks xmlns:a="http://schemas.openxmlformats.org/drawingml/2006/main" noChangeAspect="1"/>
+                  </wp:cNvGraphicFramePr>
+                  <a:graphic xmlns:a="http://schemas.openxmlformats.org/drawingml/2006/main">
+                    <a:graphicData uri="http://schemas.openxmlformats.org/drawingml/2006/picture">
+                      <pic:pic xmlns:pic="http://schemas.openxmlformats.org/drawingml/2006/picture">
+                        <pic:nvPicPr>
+                          <pic:cNvPr id="10" name="Picture 22"/>
+                          <pic:cNvPicPr>
+                            <a:picLocks noChangeAspect="1" noChangeArrowheads="1"/>
+                          </pic:cNvPicPr>
+                        </pic:nvPicPr>
+                        <pic:blipFill>
+                          <a:blip r:embed="rId8" cstate="print">
+                            <a:extLst>
+                              <a:ext uri="{28A0092B-C50C-407E-A947-70E740481C1C}">
+                                <a14:useLocalDpi xmlns:a14="http://schemas.microsoft.com/office/drawing/2010/main" val="0"/>
+                              </a:ext>
+                            </a:extLst>
+                          </a:blip>
+                          <a:stretch>
+                            <a:fillRect/>
+                          </a:stretch>
+                        </pic:blipFill>
+                        <pic:spPr bwMode="auto">
+                          <a:xfrm>
+                            <a:off x="0" y="0"/>
+                            <a:ext cx="2793365" cy="1049655"/>
+                          </a:xfrm>
+                          <a:prstGeom prst="rect">
+                            <a:avLst/>
+                          </a:prstGeom>
+                          <a:noFill/>
+                        </pic:spPr>
+                      </pic:pic>
+                    </a:graphicData>
+                  </a:graphic>
+                  <wp14:sizeRelH relativeFrom="page">
+                    <wp14:pctWidth>0</wp14:pctWidth>
+                  </wp14:sizeRelH>
+                  <wp14:sizeRelV relativeFrom="page">
+                    <wp14:pctHeight>0</wp14:pctHeight>
+                  </wp14:sizeRelV>
+                </wp:anchor>
+              </w:drawing>
+            </w:r>
             <w:r>
               <w:rPr>
                 <w:i/>
